--- a/Coding 1 - year/Unit 5 - Functions and Modularity/Daily Lesson Plans/Word/Day 104.docx
+++ b/Coding 1 - year/Unit 5 - Functions and Modularity/Daily Lesson Plans/Word/Day 104.docx
@@ -50,12 +50,15 @@
               </w:rPr>
               <w:t xml:space="preserve">Coding I — Full Year</w:t>
             </w:r>
-          </w:p>
-          <w:p>
-            <w:pPr>
-              <w:spacing w:before="40"/>
-              <w:jc w:val="center"/>
-            </w:pPr>
+            <w:r>
+              <w:rPr>
+                <w:rFonts w:ascii="Arial" w:cs="Arial" w:eastAsia="Arial" w:hAnsi="Arial"/>
+                <w:sz w:val="16"/>
+                <w:szCs w:val="16"/>
+              </w:rPr>
+              <w:br/>
+              <w:t xml:space="preserve"/>
+            </w:r>
             <w:r>
               <w:rPr>
                 <w:rFonts w:ascii="Arial" w:cs="Arial" w:eastAsia="Arial" w:hAnsi="Arial"/>
@@ -83,7 +86,7 @@
           <w:rFonts w:ascii="Arial" w:cs="Arial" w:eastAsia="Arial" w:hAnsi="Arial"/>
           <w:b/>
           <w:bCs/>
-          <w:color w:val="1F3864"/>
+          <w:color w:val="2B5797"/>
           <w:sz w:val="32"/>
           <w:szCs w:val="32"/>
         </w:rPr>
@@ -261,9 +264,9 @@
               <w:right w:val="single" w:color="CCCCCC" w:sz="1"/>
             </w:tcBorders>
             <w:tcMar>
-              <w:top w:type="dxa" w:w="60"/>
+              <w:top w:type="dxa" w:w="80"/>
               <w:left w:type="dxa" w:w="120"/>
-              <w:bottom w:type="dxa" w:w="60"/>
+              <w:bottom w:type="dxa" w:w="80"/>
               <w:right w:type="dxa" w:w="120"/>
             </w:tcMar>
           </w:tcPr>
@@ -290,20 +293,213 @@
               <w:right w:val="single" w:color="CCCCCC" w:sz="1"/>
             </w:tcBorders>
             <w:tcMar>
-              <w:top w:type="dxa" w:w="60"/>
+              <w:top w:type="dxa" w:w="80"/>
               <w:left w:type="dxa" w:w="120"/>
-              <w:bottom w:type="dxa" w:w="60"/>
+              <w:bottom w:type="dxa" w:w="80"/>
               <w:right w:type="dxa" w:w="120"/>
             </w:tcMar>
           </w:tcPr>
           <w:p>
-            <w:r>
-              <w:rPr>
-                <w:rFonts w:ascii="Arial" w:cs="Arial" w:eastAsia="Arial" w:hAnsi="Arial"/>
-                <w:sz w:val="20"/>
-                <w:szCs w:val="20"/>
+            <w:pPr>
+              <w:spacing w:after="80" w:before="80"/>
+            </w:pPr>
+            <w:r>
+              <w:rPr>
+                <w:rFonts w:ascii="Arial" w:cs="Arial" w:eastAsia="Arial" w:hAnsi="Arial"/>
+                <w:b/>
+                <w:bCs/>
+                <w:i w:val="false"/>
+                <w:iCs w:val="false"/>
+                <w:color w:val="000000"/>
+                <w:sz w:val="22"/>
+                <w:szCs w:val="22"/>
               </w:rPr>
               <w:t xml:space="preserve">Bell Ringer / Review</w:t>
+            </w:r>
+            <w:r>
+              <w:rPr>
+                <w:rFonts w:ascii="Arial" w:cs="Arial" w:eastAsia="Arial" w:hAnsi="Arial"/>
+                <w:sz w:val="20"/>
+                <w:szCs w:val="20"/>
+              </w:rPr>
+              <w:br/>
+              <w:t xml:space="preserve"/>
+            </w:r>
+            <w:r>
+              <w:rPr>
+                <w:rFonts w:ascii="Arial" w:cs="Arial" w:eastAsia="Arial" w:hAnsi="Arial"/>
+                <w:sz w:val="20"/>
+                <w:szCs w:val="20"/>
+              </w:rPr>
+              <w:br/>
+              <w:t xml:space="preserve"/>
+            </w:r>
+            <w:r>
+              <w:rPr>
+                <w:rFonts w:ascii="Arial" w:cs="Arial" w:eastAsia="Arial" w:hAnsi="Arial"/>
+                <w:b/>
+                <w:bCs/>
+                <w:i w:val="false"/>
+                <w:iCs w:val="false"/>
+                <w:color w:val="000000"/>
+                <w:sz w:val="20"/>
+                <w:szCs w:val="20"/>
+              </w:rPr>
+              <w:t xml:space="preserve">Quick Write </w:t>
+            </w:r>
+            <w:r>
+              <w:rPr>
+                <w:rFonts w:ascii="Arial" w:cs="Arial" w:eastAsia="Arial" w:hAnsi="Arial"/>
+                <w:b w:val="false"/>
+                <w:bCs w:val="false"/>
+                <w:i w:val="false"/>
+                <w:iCs w:val="false"/>
+                <w:color w:val="000000"/>
+                <w:sz w:val="20"/>
+                <w:szCs w:val="20"/>
+              </w:rPr>
+              <w:t xml:space="preserve">(3 min — written or verbal):</w:t>
+            </w:r>
+            <w:r>
+              <w:rPr>
+                <w:rFonts w:ascii="Arial" w:cs="Arial" w:eastAsia="Arial" w:hAnsi="Arial"/>
+                <w:sz w:val="20"/>
+                <w:szCs w:val="20"/>
+              </w:rPr>
+              <w:br/>
+              <w:t xml:space="preserve"/>
+            </w:r>
+            <w:r>
+              <w:rPr>
+                <w:rFonts w:ascii="Arial" w:cs="Arial" w:eastAsia="Arial" w:hAnsi="Arial"/>
+                <w:b w:val="false"/>
+                <w:bCs w:val="false"/>
+                <w:i w:val="false"/>
+                <w:iCs w:val="false"/>
+                <w:color w:val="000000"/>
+                <w:sz w:val="20"/>
+                <w:szCs w:val="20"/>
+              </w:rPr>
+              <w:t xml:space="preserve">    What do you already know about how to write clear docstrings that explain what a function does, what parameters it expects, and what it returns?</w:t>
+            </w:r>
+            <w:r>
+              <w:rPr>
+                <w:rFonts w:ascii="Arial" w:cs="Arial" w:eastAsia="Arial" w:hAnsi="Arial"/>
+                <w:sz w:val="20"/>
+                <w:szCs w:val="20"/>
+              </w:rPr>
+              <w:br/>
+              <w:t xml:space="preserve"/>
+            </w:r>
+            <w:r>
+              <w:rPr>
+                <w:rFonts w:ascii="Arial" w:cs="Arial" w:eastAsia="Arial" w:hAnsi="Arial"/>
+                <w:sz w:val="20"/>
+                <w:szCs w:val="20"/>
+              </w:rPr>
+              <w:br/>
+              <w:t xml:space="preserve"/>
+            </w:r>
+            <w:r>
+              <w:rPr>
+                <w:rFonts w:ascii="Arial" w:cs="Arial" w:eastAsia="Arial" w:hAnsi="Arial"/>
+                <w:b/>
+                <w:bCs/>
+                <w:i w:val="false"/>
+                <w:iCs w:val="false"/>
+                <w:color w:val="000000"/>
+                <w:sz w:val="20"/>
+                <w:szCs w:val="20"/>
+              </w:rPr>
+              <w:t xml:space="preserve">Vocabulary Preview — </w:t>
+            </w:r>
+            <w:r>
+              <w:rPr>
+                <w:rFonts w:ascii="Arial" w:cs="Arial" w:eastAsia="Arial" w:hAnsi="Arial"/>
+                <w:b w:val="false"/>
+                <w:bCs w:val="false"/>
+                <w:i w:val="false"/>
+                <w:iCs w:val="false"/>
+                <w:color w:val="000000"/>
+                <w:sz w:val="20"/>
+                <w:szCs w:val="20"/>
+              </w:rPr>
+              <w:t xml:space="preserve">terms we'll use today:</w:t>
+            </w:r>
+            <w:r>
+              <w:rPr>
+                <w:rFonts w:ascii="Arial" w:cs="Arial" w:eastAsia="Arial" w:hAnsi="Arial"/>
+                <w:sz w:val="20"/>
+                <w:szCs w:val="20"/>
+              </w:rPr>
+              <w:br/>
+              <w:t xml:space="preserve"/>
+            </w:r>
+            <w:r>
+              <w:rPr>
+                <w:rFonts w:ascii="Arial" w:cs="Arial" w:eastAsia="Arial" w:hAnsi="Arial"/>
+                <w:b w:val="false"/>
+                <w:bCs w:val="false"/>
+                <w:i w:val="false"/>
+                <w:iCs w:val="false"/>
+                <w:color w:val="000000"/>
+                <w:sz w:val="20"/>
+                <w:szCs w:val="20"/>
+              </w:rPr>
+              <w:t xml:space="preserve">    • docstring   •   What the function does   •   Parameters   •   Returns   •   Examples (optional)</w:t>
+            </w:r>
+            <w:r>
+              <w:rPr>
+                <w:rFonts w:ascii="Arial" w:cs="Arial" w:eastAsia="Arial" w:hAnsi="Arial"/>
+                <w:sz w:val="20"/>
+                <w:szCs w:val="20"/>
+              </w:rPr>
+              <w:br/>
+              <w:t xml:space="preserve"/>
+            </w:r>
+            <w:r>
+              <w:rPr>
+                <w:rFonts w:ascii="Arial" w:cs="Arial" w:eastAsia="Arial" w:hAnsi="Arial"/>
+                <w:sz w:val="20"/>
+                <w:szCs w:val="20"/>
+              </w:rPr>
+              <w:br/>
+              <w:t xml:space="preserve"/>
+            </w:r>
+            <w:r>
+              <w:rPr>
+                <w:rFonts w:ascii="Arial" w:cs="Arial" w:eastAsia="Arial" w:hAnsi="Arial"/>
+                <w:b w:val="false"/>
+                <w:bCs w:val="false"/>
+                <w:i/>
+                <w:iCs/>
+                <w:color w:val="444444"/>
+                <w:sz w:val="20"/>
+                <w:szCs w:val="20"/>
+              </w:rPr>
+              <w:t xml:space="preserve">Today's Goal: By the end of class you will be able to write clear docstrings that explain what a function does, what parameters it expects, and what it returns.</w:t>
+            </w:r>
+            <w:r>
+              <w:rPr>
+                <w:rFonts w:ascii="Arial" w:cs="Arial" w:eastAsia="Arial" w:hAnsi="Arial"/>
+                <w:sz w:val="20"/>
+                <w:szCs w:val="20"/>
+              </w:rPr>
+              <w:br/>
+              <w:t xml:space="preserve"/>
+            </w:r>
+            <w:r>
+              <w:rPr>
+                <w:rFonts w:ascii="Arial" w:cs="Arial" w:eastAsia="Arial" w:hAnsi="Arial"/>
+                <w:b w:val="false"/>
+                <w:bCs w:val="false"/>
+                <w:i/>
+                <w:iCs/>
+                <w:color w:val="555555"/>
+                <w:sz w:val="20"/>
+                <w:szCs w:val="20"/>
+              </w:rPr>
+              <w:t xml:space="preserve">→ Pair-share your response, then 2–3 students share with the class.</w:t>
             </w:r>
           </w:p>
         </w:tc>
@@ -319,9 +515,9 @@
               <w:right w:val="single" w:color="CCCCCC" w:sz="1"/>
             </w:tcBorders>
             <w:tcMar>
-              <w:top w:type="dxa" w:w="60"/>
+              <w:top w:type="dxa" w:w="80"/>
               <w:left w:type="dxa" w:w="120"/>
-              <w:bottom w:type="dxa" w:w="60"/>
+              <w:bottom w:type="dxa" w:w="80"/>
               <w:right w:type="dxa" w:w="120"/>
             </w:tcMar>
           </w:tcPr>
@@ -348,20 +544,380 @@
               <w:right w:val="single" w:color="CCCCCC" w:sz="1"/>
             </w:tcBorders>
             <w:tcMar>
-              <w:top w:type="dxa" w:w="60"/>
+              <w:top w:type="dxa" w:w="80"/>
               <w:left w:type="dxa" w:w="120"/>
-              <w:bottom w:type="dxa" w:w="60"/>
+              <w:bottom w:type="dxa" w:w="80"/>
               <w:right w:type="dxa" w:w="120"/>
             </w:tcMar>
           </w:tcPr>
           <w:p>
-            <w:r>
-              <w:rPr>
-                <w:rFonts w:ascii="Arial" w:cs="Arial" w:eastAsia="Arial" w:hAnsi="Arial"/>
-                <w:sz w:val="20"/>
-                <w:szCs w:val="20"/>
-              </w:rPr>
-              <w:t xml:space="preserve">Mini Lesson: Docstrings and Function Documentation</w:t>
+            <w:pPr>
+              <w:spacing w:after="80" w:before="80"/>
+            </w:pPr>
+            <w:r>
+              <w:rPr>
+                <w:rFonts w:ascii="Arial" w:cs="Arial" w:eastAsia="Arial" w:hAnsi="Arial"/>
+                <w:b/>
+                <w:bCs/>
+                <w:i w:val="false"/>
+                <w:iCs w:val="false"/>
+                <w:color w:val="000000"/>
+                <w:sz w:val="22"/>
+                <w:szCs w:val="22"/>
+              </w:rPr>
+              <w:t xml:space="preserve">Mini Lesson: </w:t>
+            </w:r>
+            <w:r>
+              <w:rPr>
+                <w:rFonts w:ascii="Arial" w:cs="Arial" w:eastAsia="Arial" w:hAnsi="Arial"/>
+                <w:b w:val="false"/>
+                <w:bCs w:val="false"/>
+                <w:i w:val="false"/>
+                <w:iCs w:val="false"/>
+                <w:color w:val="000000"/>
+                <w:sz w:val="22"/>
+                <w:szCs w:val="22"/>
+              </w:rPr>
+              <w:t xml:space="preserve">Docstrings and Function Documentation</w:t>
+            </w:r>
+            <w:r>
+              <w:rPr>
+                <w:rFonts w:ascii="Arial" w:cs="Arial" w:eastAsia="Arial" w:hAnsi="Arial"/>
+                <w:sz w:val="20"/>
+                <w:szCs w:val="20"/>
+              </w:rPr>
+              <w:br/>
+              <w:t xml:space="preserve"/>
+            </w:r>
+            <w:r>
+              <w:rPr>
+                <w:rFonts w:ascii="Arial" w:cs="Arial" w:eastAsia="Arial" w:hAnsi="Arial"/>
+                <w:sz w:val="20"/>
+                <w:szCs w:val="20"/>
+              </w:rPr>
+              <w:br/>
+              <w:t xml:space="preserve"/>
+            </w:r>
+            <w:r>
+              <w:rPr>
+                <w:rFonts w:ascii="Arial" w:cs="Arial" w:eastAsia="Arial" w:hAnsi="Arial"/>
+                <w:b/>
+                <w:bCs/>
+                <w:i/>
+                <w:iCs/>
+                <w:color w:val="000000"/>
+                <w:sz w:val="20"/>
+                <w:szCs w:val="20"/>
+              </w:rPr>
+              <w:t xml:space="preserve">Learning Target: </w:t>
+            </w:r>
+            <w:r>
+              <w:rPr>
+                <w:rFonts w:ascii="Arial" w:cs="Arial" w:eastAsia="Arial" w:hAnsi="Arial"/>
+                <w:b w:val="false"/>
+                <w:bCs w:val="false"/>
+                <w:i/>
+                <w:iCs/>
+                <w:color w:val="333333"/>
+                <w:sz w:val="20"/>
+                <w:szCs w:val="20"/>
+              </w:rPr>
+              <w:t xml:space="preserve">I can write clear docstrings that explain what a function does, what parameters it expects, and what it returns.</w:t>
+            </w:r>
+            <w:r>
+              <w:rPr>
+                <w:rFonts w:ascii="Arial" w:cs="Arial" w:eastAsia="Arial" w:hAnsi="Arial"/>
+                <w:sz w:val="20"/>
+                <w:szCs w:val="20"/>
+              </w:rPr>
+              <w:br/>
+              <w:t xml:space="preserve"/>
+            </w:r>
+            <w:r>
+              <w:rPr>
+                <w:rFonts w:ascii="Arial" w:cs="Arial" w:eastAsia="Arial" w:hAnsi="Arial"/>
+                <w:sz w:val="20"/>
+                <w:szCs w:val="20"/>
+              </w:rPr>
+              <w:br/>
+              <w:t xml:space="preserve"/>
+            </w:r>
+            <w:r>
+              <w:rPr>
+                <w:rFonts w:ascii="Arial" w:cs="Arial" w:eastAsia="Arial" w:hAnsi="Arial"/>
+                <w:b w:val="false"/>
+                <w:bCs w:val="false"/>
+                <w:i w:val="false"/>
+                <w:iCs w:val="false"/>
+                <w:color w:val="000000"/>
+                <w:sz w:val="20"/>
+                <w:szCs w:val="20"/>
+              </w:rPr>
+              <w:t xml:space="preserve">A docstring is documentation built into the function definition. It's a string (usually in triple quotes) that appears right after the def line and explains the function's purpose.</w:t>
+            </w:r>
+            <w:r>
+              <w:rPr>
+                <w:rFonts w:ascii="Arial" w:cs="Arial" w:eastAsia="Arial" w:hAnsi="Arial"/>
+                <w:sz w:val="20"/>
+                <w:szCs w:val="20"/>
+              </w:rPr>
+              <w:br/>
+              <w:t xml:space="preserve"/>
+            </w:r>
+            <w:r>
+              <w:rPr>
+                <w:rFonts w:ascii="Arial" w:cs="Arial" w:eastAsia="Arial" w:hAnsi="Arial"/>
+                <w:b w:val="false"/>
+                <w:bCs w:val="false"/>
+                <w:i w:val="false"/>
+                <w:iCs w:val="false"/>
+                <w:color w:val="000000"/>
+                <w:sz w:val="20"/>
+                <w:szCs w:val="20"/>
+              </w:rPr>
+              <w:t xml:space="preserve">Docstrings are different from comments. Comments explain *how* code works; docstrings explain *what* a function does. Docstrings are especially important because other programmers (and future you!) will need to understand what your functions do without reading</w:t>
+            </w:r>
+            <w:r>
+              <w:rPr>
+                <w:rFonts w:ascii="Arial" w:cs="Arial" w:eastAsia="Arial" w:hAnsi="Arial"/>
+                <w:sz w:val="20"/>
+                <w:szCs w:val="20"/>
+              </w:rPr>
+              <w:br/>
+              <w:t xml:space="preserve"/>
+            </w:r>
+            <w:r>
+              <w:rPr>
+                <w:rFonts w:ascii="Arial" w:cs="Arial" w:eastAsia="Arial" w:hAnsi="Arial"/>
+                <w:sz w:val="20"/>
+                <w:szCs w:val="20"/>
+              </w:rPr>
+              <w:br/>
+              <w:t xml:space="preserve"/>
+            </w:r>
+            <w:r>
+              <w:rPr>
+                <w:rFonts w:ascii="Arial" w:cs="Arial" w:eastAsia="Arial" w:hAnsi="Arial"/>
+                <w:b/>
+                <w:bCs/>
+                <w:i w:val="false"/>
+                <w:iCs w:val="false"/>
+                <w:color w:val="000000"/>
+                <w:sz w:val="20"/>
+                <w:szCs w:val="20"/>
+              </w:rPr>
+              <w:t xml:space="preserve">Key Concepts:</w:t>
+            </w:r>
+            <w:r>
+              <w:rPr>
+                <w:rFonts w:ascii="Arial" w:cs="Arial" w:eastAsia="Arial" w:hAnsi="Arial"/>
+                <w:sz w:val="20"/>
+                <w:szCs w:val="20"/>
+              </w:rPr>
+              <w:br/>
+              <w:t xml:space="preserve"/>
+            </w:r>
+            <w:r>
+              <w:rPr>
+                <w:rFonts w:ascii="Arial" w:cs="Arial" w:eastAsia="Arial" w:hAnsi="Arial"/>
+                <w:b w:val="false"/>
+                <w:bCs w:val="false"/>
+                <w:i w:val="false"/>
+                <w:iCs w:val="false"/>
+                <w:color w:val="000000"/>
+                <w:sz w:val="20"/>
+                <w:szCs w:val="20"/>
+              </w:rPr>
+              <w:t xml:space="preserve">    • What the function does — a one-line summary</w:t>
+            </w:r>
+            <w:r>
+              <w:rPr>
+                <w:rFonts w:ascii="Arial" w:cs="Arial" w:eastAsia="Arial" w:hAnsi="Arial"/>
+                <w:sz w:val="20"/>
+                <w:szCs w:val="20"/>
+              </w:rPr>
+              <w:br/>
+              <w:t xml:space="preserve"/>
+            </w:r>
+            <w:r>
+              <w:rPr>
+                <w:rFonts w:ascii="Arial" w:cs="Arial" w:eastAsia="Arial" w:hAnsi="Arial"/>
+                <w:b w:val="false"/>
+                <w:bCs w:val="false"/>
+                <w:i w:val="false"/>
+                <w:iCs w:val="false"/>
+                <w:color w:val="000000"/>
+                <w:sz w:val="20"/>
+                <w:szCs w:val="20"/>
+              </w:rPr>
+              <w:t xml:space="preserve">    • Parameters — what each parameter represents and its type</w:t>
+            </w:r>
+            <w:r>
+              <w:rPr>
+                <w:rFonts w:ascii="Arial" w:cs="Arial" w:eastAsia="Arial" w:hAnsi="Arial"/>
+                <w:sz w:val="20"/>
+                <w:szCs w:val="20"/>
+              </w:rPr>
+              <w:br/>
+              <w:t xml:space="preserve"/>
+            </w:r>
+            <w:r>
+              <w:rPr>
+                <w:rFonts w:ascii="Arial" w:cs="Arial" w:eastAsia="Arial" w:hAnsi="Arial"/>
+                <w:b w:val="false"/>
+                <w:bCs w:val="false"/>
+                <w:i w:val="false"/>
+                <w:iCs w:val="false"/>
+                <w:color w:val="000000"/>
+                <w:sz w:val="20"/>
+                <w:szCs w:val="20"/>
+              </w:rPr>
+              <w:t xml:space="preserve">    • Returns — what the function returns and its type</w:t>
+            </w:r>
+            <w:r>
+              <w:rPr>
+                <w:rFonts w:ascii="Arial" w:cs="Arial" w:eastAsia="Arial" w:hAnsi="Arial"/>
+                <w:sz w:val="20"/>
+                <w:szCs w:val="20"/>
+              </w:rPr>
+              <w:br/>
+              <w:t xml:space="preserve"/>
+            </w:r>
+            <w:r>
+              <w:rPr>
+                <w:rFonts w:ascii="Arial" w:cs="Arial" w:eastAsia="Arial" w:hAnsi="Arial"/>
+                <w:b w:val="false"/>
+                <w:bCs w:val="false"/>
+                <w:i w:val="false"/>
+                <w:iCs w:val="false"/>
+                <w:color w:val="000000"/>
+                <w:sz w:val="20"/>
+                <w:szCs w:val="20"/>
+              </w:rPr>
+              <w:t xml:space="preserve">    • Examples (optional) — sample usage</w:t>
+            </w:r>
+            <w:r>
+              <w:rPr>
+                <w:rFonts w:ascii="Arial" w:cs="Arial" w:eastAsia="Arial" w:hAnsi="Arial"/>
+                <w:sz w:val="20"/>
+                <w:szCs w:val="20"/>
+              </w:rPr>
+              <w:br/>
+              <w:t xml:space="preserve"/>
+            </w:r>
+            <w:r>
+              <w:rPr>
+                <w:rFonts w:ascii="Arial" w:cs="Arial" w:eastAsia="Arial" w:hAnsi="Arial"/>
+                <w:sz w:val="20"/>
+                <w:szCs w:val="20"/>
+              </w:rPr>
+              <w:br/>
+              <w:t xml:space="preserve"/>
+            </w:r>
+            <w:r>
+              <w:rPr>
+                <w:rFonts w:ascii="Arial" w:cs="Arial" w:eastAsia="Arial" w:hAnsi="Arial"/>
+                <w:b/>
+                <w:bCs/>
+                <w:i w:val="false"/>
+                <w:iCs w:val="false"/>
+                <w:color w:val="000000"/>
+                <w:sz w:val="20"/>
+                <w:szCs w:val="20"/>
+              </w:rPr>
+              <w:t xml:space="preserve">Vocabulary: </w:t>
+            </w:r>
+            <w:r>
+              <w:rPr>
+                <w:rFonts w:ascii="Arial" w:cs="Arial" w:eastAsia="Arial" w:hAnsi="Arial"/>
+                <w:b w:val="false"/>
+                <w:bCs w:val="false"/>
+                <w:i w:val="false"/>
+                <w:iCs w:val="false"/>
+                <w:color w:val="000000"/>
+                <w:sz w:val="20"/>
+                <w:szCs w:val="20"/>
+              </w:rPr>
+              <w:t xml:space="preserve">docstring, What the function does, Parameters, Returns, Examples (optional)</w:t>
+            </w:r>
+            <w:r>
+              <w:rPr>
+                <w:rFonts w:ascii="Arial" w:cs="Arial" w:eastAsia="Arial" w:hAnsi="Arial"/>
+                <w:sz w:val="20"/>
+                <w:szCs w:val="20"/>
+              </w:rPr>
+              <w:br/>
+              <w:t xml:space="preserve"/>
+            </w:r>
+            <w:r>
+              <w:rPr>
+                <w:rFonts w:ascii="Arial" w:cs="Arial" w:eastAsia="Arial" w:hAnsi="Arial"/>
+                <w:sz w:val="20"/>
+                <w:szCs w:val="20"/>
+              </w:rPr>
+              <w:br/>
+              <w:t xml:space="preserve"/>
+            </w:r>
+            <w:r>
+              <w:rPr>
+                <w:rFonts w:ascii="Arial" w:cs="Arial" w:eastAsia="Arial" w:hAnsi="Arial"/>
+                <w:b/>
+                <w:bCs/>
+                <w:i/>
+                <w:iCs/>
+                <w:color w:val="555555"/>
+                <w:sz w:val="20"/>
+                <w:szCs w:val="20"/>
+              </w:rPr>
+              <w:t xml:space="preserve">→ Live Demo — </w:t>
+            </w:r>
+            <w:r>
+              <w:rPr>
+                <w:rFonts w:ascii="Arial" w:cs="Arial" w:eastAsia="Arial" w:hAnsi="Arial"/>
+                <w:b w:val="false"/>
+                <w:bCs w:val="false"/>
+                <w:i/>
+                <w:iCs/>
+                <w:color w:val="555555"/>
+                <w:sz w:val="20"/>
+                <w:szCs w:val="20"/>
+              </w:rPr>
+              <w:t xml:space="preserve">type examples as students follow along in their own editor.</w:t>
+            </w:r>
+            <w:r>
+              <w:rPr>
+                <w:rFonts w:ascii="Arial" w:cs="Arial" w:eastAsia="Arial" w:hAnsi="Arial"/>
+                <w:sz w:val="20"/>
+                <w:szCs w:val="20"/>
+              </w:rPr>
+              <w:br/>
+              <w:t xml:space="preserve"/>
+            </w:r>
+            <w:r>
+              <w:rPr>
+                <w:rFonts w:ascii="Arial" w:cs="Arial" w:eastAsia="Arial" w:hAnsi="Arial"/>
+                <w:b/>
+                <w:bCs/>
+                <w:i/>
+                <w:iCs/>
+                <w:color w:val="555555"/>
+                <w:sz w:val="20"/>
+                <w:szCs w:val="20"/>
+              </w:rPr>
+              <w:t xml:space="preserve">→ Check for Understanding: </w:t>
+            </w:r>
+            <w:r>
+              <w:rPr>
+                <w:rFonts w:ascii="Arial" w:cs="Arial" w:eastAsia="Arial" w:hAnsi="Arial"/>
+                <w:b w:val="false"/>
+                <w:bCs w:val="false"/>
+                <w:i/>
+                <w:iCs/>
+                <w:color w:val="555555"/>
+                <w:sz w:val="20"/>
+                <w:szCs w:val="20"/>
+              </w:rPr>
+              <w:t xml:space="preserve">pause and cold-call: “Can someone explain what we just did in their own words?”</w:t>
             </w:r>
           </w:p>
         </w:tc>
@@ -377,9 +933,9 @@
               <w:right w:val="single" w:color="CCCCCC" w:sz="1"/>
             </w:tcBorders>
             <w:tcMar>
-              <w:top w:type="dxa" w:w="60"/>
+              <w:top w:type="dxa" w:w="80"/>
               <w:left w:type="dxa" w:w="120"/>
-              <w:bottom w:type="dxa" w:w="60"/>
+              <w:bottom w:type="dxa" w:w="80"/>
               <w:right w:type="dxa" w:w="120"/>
             </w:tcMar>
           </w:tcPr>
@@ -406,20 +962,90 @@
               <w:right w:val="single" w:color="CCCCCC" w:sz="1"/>
             </w:tcBorders>
             <w:tcMar>
-              <w:top w:type="dxa" w:w="60"/>
+              <w:top w:type="dxa" w:w="80"/>
               <w:left w:type="dxa" w:w="120"/>
-              <w:bottom w:type="dxa" w:w="60"/>
+              <w:bottom w:type="dxa" w:w="80"/>
               <w:right w:type="dxa" w:w="120"/>
             </w:tcMar>
           </w:tcPr>
           <w:p>
-            <w:r>
-              <w:rPr>
-                <w:rFonts w:ascii="Arial" w:cs="Arial" w:eastAsia="Arial" w:hAnsi="Arial"/>
-                <w:sz w:val="20"/>
-                <w:szCs w:val="20"/>
+            <w:pPr>
+              <w:spacing w:after="80" w:before="80"/>
+            </w:pPr>
+            <w:r>
+              <w:rPr>
+                <w:rFonts w:ascii="Arial" w:cs="Arial" w:eastAsia="Arial" w:hAnsi="Arial"/>
+                <w:b/>
+                <w:bCs/>
+                <w:i w:val="false"/>
+                <w:iCs w:val="false"/>
+                <w:color w:val="000000"/>
+                <w:sz w:val="22"/>
+                <w:szCs w:val="22"/>
               </w:rPr>
               <w:t xml:space="preserve">Guided Practice</w:t>
+            </w:r>
+            <w:r>
+              <w:rPr>
+                <w:rFonts w:ascii="Arial" w:cs="Arial" w:eastAsia="Arial" w:hAnsi="Arial"/>
+                <w:sz w:val="20"/>
+                <w:szCs w:val="20"/>
+              </w:rPr>
+              <w:br/>
+              <w:t xml:space="preserve"/>
+            </w:r>
+            <w:r>
+              <w:rPr>
+                <w:rFonts w:ascii="Arial" w:cs="Arial" w:eastAsia="Arial" w:hAnsi="Arial"/>
+                <w:sz w:val="20"/>
+                <w:szCs w:val="20"/>
+              </w:rPr>
+              <w:br/>
+              <w:t xml:space="preserve"/>
+            </w:r>
+            <w:r>
+              <w:rPr>
+                <w:rFonts w:ascii="Arial" w:cs="Arial" w:eastAsia="Arial" w:hAnsi="Arial"/>
+                <w:b w:val="false"/>
+                <w:bCs w:val="false"/>
+                <w:i w:val="false"/>
+                <w:iCs w:val="false"/>
+                <w:color w:val="000000"/>
+                <w:sz w:val="20"/>
+                <w:szCs w:val="20"/>
+              </w:rPr>
+              <w:t xml:space="preserve">1. Write a function is_even(n) with a clear docstring. Use help(is_even) to view it.</w:t>
+            </w:r>
+            <w:r>
+              <w:rPr>
+                <w:rFonts w:ascii="Arial" w:cs="Arial" w:eastAsia="Arial" w:hAnsi="Arial"/>
+                <w:sz w:val="20"/>
+                <w:szCs w:val="20"/>
+              </w:rPr>
+              <w:br/>
+              <w:t xml:space="preserve"/>
+            </w:r>
+            <w:r>
+              <w:rPr>
+                <w:rFonts w:ascii="Arial" w:cs="Arial" w:eastAsia="Arial" w:hAnsi="Arial"/>
+                <w:sz w:val="20"/>
+                <w:szCs w:val="20"/>
+              </w:rPr>
+              <w:br/>
+              <w:t xml:space="preserve"/>
+            </w:r>
+            <w:r>
+              <w:rPr>
+                <w:rFonts w:ascii="Arial" w:cs="Arial" w:eastAsia="Arial" w:hAnsi="Arial"/>
+                <w:b w:val="false"/>
+                <w:bCs w:val="false"/>
+                <w:i/>
+                <w:iCs/>
+                <w:color w:val="555555"/>
+                <w:sz w:val="20"/>
+                <w:szCs w:val="20"/>
+              </w:rPr>
+              <w:t xml:space="preserve">→ Teacher models — students try alongside, then compare results.</w:t>
             </w:r>
           </w:p>
         </w:tc>
@@ -435,9 +1061,9 @@
               <w:right w:val="single" w:color="CCCCCC" w:sz="1"/>
             </w:tcBorders>
             <w:tcMar>
-              <w:top w:type="dxa" w:w="60"/>
+              <w:top w:type="dxa" w:w="80"/>
               <w:left w:type="dxa" w:w="120"/>
-              <w:bottom w:type="dxa" w:w="60"/>
+              <w:bottom w:type="dxa" w:w="80"/>
               <w:right w:type="dxa" w:w="120"/>
             </w:tcMar>
           </w:tcPr>
@@ -450,7 +1076,7 @@
                 <w:sz w:val="20"/>
                 <w:szCs w:val="20"/>
               </w:rPr>
-              <w:t xml:space="preserve">15-20 min</w:t>
+              <w:t xml:space="preserve">15–20 min</w:t>
             </w:r>
           </w:p>
         </w:tc>
@@ -464,20 +1090,164 @@
               <w:right w:val="single" w:color="CCCCCC" w:sz="1"/>
             </w:tcBorders>
             <w:tcMar>
-              <w:top w:type="dxa" w:w="60"/>
+              <w:top w:type="dxa" w:w="80"/>
               <w:left w:type="dxa" w:w="120"/>
-              <w:bottom w:type="dxa" w:w="60"/>
+              <w:bottom w:type="dxa" w:w="80"/>
               <w:right w:type="dxa" w:w="120"/>
             </w:tcMar>
           </w:tcPr>
           <w:p>
-            <w:r>
-              <w:rPr>
-                <w:rFonts w:ascii="Arial" w:cs="Arial" w:eastAsia="Arial" w:hAnsi="Arial"/>
-                <w:sz w:val="20"/>
-                <w:szCs w:val="20"/>
+            <w:pPr>
+              <w:spacing w:after="80" w:before="80"/>
+            </w:pPr>
+            <w:r>
+              <w:rPr>
+                <w:rFonts w:ascii="Arial" w:cs="Arial" w:eastAsia="Arial" w:hAnsi="Arial"/>
+                <w:b/>
+                <w:bCs/>
+                <w:i w:val="false"/>
+                <w:iCs w:val="false"/>
+                <w:color w:val="000000"/>
+                <w:sz w:val="22"/>
+                <w:szCs w:val="22"/>
               </w:rPr>
               <w:t xml:space="preserve">Independent Practice / Code Along</w:t>
+            </w:r>
+            <w:r>
+              <w:rPr>
+                <w:rFonts w:ascii="Arial" w:cs="Arial" w:eastAsia="Arial" w:hAnsi="Arial"/>
+                <w:sz w:val="20"/>
+                <w:szCs w:val="20"/>
+              </w:rPr>
+              <w:br/>
+              <w:t xml:space="preserve"/>
+            </w:r>
+            <w:r>
+              <w:rPr>
+                <w:rFonts w:ascii="Arial" w:cs="Arial" w:eastAsia="Arial" w:hAnsi="Arial"/>
+                <w:b/>
+                <w:bCs/>
+                <w:i w:val="false"/>
+                <w:iCs w:val="false"/>
+                <w:color w:val="000000"/>
+                <w:sz w:val="20"/>
+                <w:szCs w:val="20"/>
+              </w:rPr>
+              <w:t xml:space="preserve">    Beginner: </w:t>
+            </w:r>
+            <w:r>
+              <w:rPr>
+                <w:rFonts w:ascii="Arial" w:cs="Arial" w:eastAsia="Arial" w:hAnsi="Arial"/>
+                <w:b w:val="false"/>
+                <w:bCs w:val="false"/>
+                <w:i w:val="false"/>
+                <w:iCs w:val="false"/>
+                <w:color w:val="000000"/>
+                <w:sz w:val="20"/>
+                <w:szCs w:val="20"/>
+              </w:rPr>
+              <w:t xml:space="preserve">Write a function fahrenheit_to_celsius(f) with a docstring that explains what it does, what parameter it takes, and what it returns. Include…</w:t>
+            </w:r>
+            <w:r>
+              <w:rPr>
+                <w:rFonts w:ascii="Arial" w:cs="Arial" w:eastAsia="Arial" w:hAnsi="Arial"/>
+                <w:sz w:val="20"/>
+                <w:szCs w:val="20"/>
+              </w:rPr>
+              <w:br/>
+              <w:t xml:space="preserve"/>
+            </w:r>
+            <w:r>
+              <w:rPr>
+                <w:rFonts w:ascii="Arial" w:cs="Arial" w:eastAsia="Arial" w:hAnsi="Arial"/>
+                <w:b/>
+                <w:bCs/>
+                <w:i w:val="false"/>
+                <w:iCs w:val="false"/>
+                <w:color w:val="000000"/>
+                <w:sz w:val="20"/>
+                <w:szCs w:val="20"/>
+              </w:rPr>
+              <w:t xml:space="preserve">    Intermediate: </w:t>
+            </w:r>
+            <w:r>
+              <w:rPr>
+                <w:rFonts w:ascii="Arial" w:cs="Arial" w:eastAsia="Arial" w:hAnsi="Arial"/>
+                <w:b w:val="false"/>
+                <w:bCs w:val="false"/>
+                <w:i w:val="false"/>
+                <w:iCs w:val="false"/>
+                <w:color w:val="000000"/>
+                <w:sz w:val="20"/>
+                <w:szCs w:val="20"/>
+              </w:rPr>
+              <w:t xml:space="preserve">Write a function is_valid_password(password) that checks if a password is at least 8 characters long. Write a comprehensive docstring that e…</w:t>
+            </w:r>
+            <w:r>
+              <w:rPr>
+                <w:rFonts w:ascii="Arial" w:cs="Arial" w:eastAsia="Arial" w:hAnsi="Arial"/>
+                <w:sz w:val="20"/>
+                <w:szCs w:val="20"/>
+              </w:rPr>
+              <w:br/>
+              <w:t xml:space="preserve"/>
+            </w:r>
+            <w:r>
+              <w:rPr>
+                <w:rFonts w:ascii="Arial" w:cs="Arial" w:eastAsia="Arial" w:hAnsi="Arial"/>
+                <w:b/>
+                <w:bCs/>
+                <w:i w:val="false"/>
+                <w:iCs w:val="false"/>
+                <w:color w:val="000000"/>
+                <w:sz w:val="20"/>
+                <w:szCs w:val="20"/>
+              </w:rPr>
+              <w:t xml:space="preserve">    Challenge: </w:t>
+            </w:r>
+            <w:r>
+              <w:rPr>
+                <w:rFonts w:ascii="Arial" w:cs="Arial" w:eastAsia="Arial" w:hAnsi="Arial"/>
+                <w:b w:val="false"/>
+                <w:bCs w:val="false"/>
+                <w:i w:val="false"/>
+                <w:iCs w:val="false"/>
+                <w:color w:val="000000"/>
+                <w:sz w:val="20"/>
+                <w:szCs w:val="20"/>
+              </w:rPr>
+              <w:t xml:space="preserve">Write a function calculate_gpa(grades) that takes a list of letter grades and returns the GPA (A=4.0, B=3.0, C=2.0, D=1.0, F=0.0). Write a t…</w:t>
+            </w:r>
+            <w:r>
+              <w:rPr>
+                <w:rFonts w:ascii="Arial" w:cs="Arial" w:eastAsia="Arial" w:hAnsi="Arial"/>
+                <w:sz w:val="20"/>
+                <w:szCs w:val="20"/>
+              </w:rPr>
+              <w:br/>
+              <w:t xml:space="preserve"/>
+            </w:r>
+            <w:r>
+              <w:rPr>
+                <w:rFonts w:ascii="Arial" w:cs="Arial" w:eastAsia="Arial" w:hAnsi="Arial"/>
+                <w:sz w:val="20"/>
+                <w:szCs w:val="20"/>
+              </w:rPr>
+              <w:br/>
+              <w:t xml:space="preserve"/>
+            </w:r>
+            <w:r>
+              <w:rPr>
+                <w:rFonts w:ascii="Arial" w:cs="Arial" w:eastAsia="Arial" w:hAnsi="Arial"/>
+                <w:b w:val="false"/>
+                <w:bCs w:val="false"/>
+                <w:i/>
+                <w:iCs/>
+                <w:color w:val="555555"/>
+                <w:sz w:val="20"/>
+                <w:szCs w:val="20"/>
+              </w:rPr>
+              <w:t xml:space="preserve">→ Teacher circulates — offer hints, check for understanding.</w:t>
             </w:r>
           </w:p>
         </w:tc>
@@ -493,9 +1263,9 @@
               <w:right w:val="single" w:color="CCCCCC" w:sz="1"/>
             </w:tcBorders>
             <w:tcMar>
-              <w:top w:type="dxa" w:w="60"/>
+              <w:top w:type="dxa" w:w="80"/>
               <w:left w:type="dxa" w:w="120"/>
-              <w:bottom w:type="dxa" w:w="60"/>
+              <w:bottom w:type="dxa" w:w="80"/>
               <w:right w:type="dxa" w:w="120"/>
             </w:tcMar>
           </w:tcPr>
@@ -522,20 +1292,90 @@
               <w:right w:val="single" w:color="CCCCCC" w:sz="1"/>
             </w:tcBorders>
             <w:tcMar>
-              <w:top w:type="dxa" w:w="60"/>
+              <w:top w:type="dxa" w:w="80"/>
               <w:left w:type="dxa" w:w="120"/>
-              <w:bottom w:type="dxa" w:w="60"/>
+              <w:bottom w:type="dxa" w:w="80"/>
               <w:right w:type="dxa" w:w="120"/>
             </w:tcMar>
           </w:tcPr>
           <w:p>
-            <w:r>
-              <w:rPr>
-                <w:rFonts w:ascii="Arial" w:cs="Arial" w:eastAsia="Arial" w:hAnsi="Arial"/>
-                <w:sz w:val="20"/>
-                <w:szCs w:val="20"/>
+            <w:pPr>
+              <w:spacing w:after="80" w:before="80"/>
+            </w:pPr>
+            <w:r>
+              <w:rPr>
+                <w:rFonts w:ascii="Arial" w:cs="Arial" w:eastAsia="Arial" w:hAnsi="Arial"/>
+                <w:b/>
+                <w:bCs/>
+                <w:i w:val="false"/>
+                <w:iCs w:val="false"/>
+                <w:color w:val="000000"/>
+                <w:sz w:val="22"/>
+                <w:szCs w:val="22"/>
               </w:rPr>
               <w:t xml:space="preserve">Exit Ticket / Wrap-Up</w:t>
+            </w:r>
+            <w:r>
+              <w:rPr>
+                <w:rFonts w:ascii="Arial" w:cs="Arial" w:eastAsia="Arial" w:hAnsi="Arial"/>
+                <w:sz w:val="20"/>
+                <w:szCs w:val="20"/>
+              </w:rPr>
+              <w:br/>
+              <w:t xml:space="preserve"/>
+            </w:r>
+            <w:r>
+              <w:rPr>
+                <w:rFonts w:ascii="Arial" w:cs="Arial" w:eastAsia="Arial" w:hAnsi="Arial"/>
+                <w:sz w:val="20"/>
+                <w:szCs w:val="20"/>
+              </w:rPr>
+              <w:br/>
+              <w:t xml:space="preserve"/>
+            </w:r>
+            <w:r>
+              <w:rPr>
+                <w:rFonts w:ascii="Arial" w:cs="Arial" w:eastAsia="Arial" w:hAnsi="Arial"/>
+                <w:b w:val="false"/>
+                <w:bCs w:val="false"/>
+                <w:i w:val="false"/>
+                <w:iCs w:val="false"/>
+                <w:color w:val="000000"/>
+                <w:sz w:val="20"/>
+                <w:szCs w:val="20"/>
+              </w:rPr>
+              <w:t xml:space="preserve">Quick Check: Write clear docstrings that explain what a function does, what parameters it expects, and what it returns?</w:t>
+            </w:r>
+            <w:r>
+              <w:rPr>
+                <w:rFonts w:ascii="Arial" w:cs="Arial" w:eastAsia="Arial" w:hAnsi="Arial"/>
+                <w:sz w:val="20"/>
+                <w:szCs w:val="20"/>
+              </w:rPr>
+              <w:br/>
+              <w:t xml:space="preserve"/>
+            </w:r>
+            <w:r>
+              <w:rPr>
+                <w:rFonts w:ascii="Arial" w:cs="Arial" w:eastAsia="Arial" w:hAnsi="Arial"/>
+                <w:sz w:val="20"/>
+                <w:szCs w:val="20"/>
+              </w:rPr>
+              <w:br/>
+              <w:t xml:space="preserve"/>
+            </w:r>
+            <w:r>
+              <w:rPr>
+                <w:rFonts w:ascii="Arial" w:cs="Arial" w:eastAsia="Arial" w:hAnsi="Arial"/>
+                <w:b w:val="false"/>
+                <w:bCs w:val="false"/>
+                <w:i/>
+                <w:iCs/>
+                <w:color w:val="555555"/>
+                <w:sz w:val="20"/>
+                <w:szCs w:val="20"/>
+              </w:rPr>
+              <w:t xml:space="preserve">→ 3–2–1: Name 3 things learned, 2 new vocab words, 1 question you still have.</w:t>
             </w:r>
           </w:p>
         </w:tc>
@@ -982,19 +1822,6 @@
                 <w:sz w:val="18"/>
                 <w:szCs w:val="18"/>
               </w:rPr>
-              <w:t xml:space="preserve"># Example 1: Simple docstring</w:t>
-            </w:r>
-          </w:p>
-          <w:p>
-            <w:pPr>
-              <w:spacing w:after="20"/>
-            </w:pPr>
-            <w:r>
-              <w:rPr>
-                <w:rFonts w:ascii="Courier New" w:cs="Courier New" w:eastAsia="Courier New" w:hAnsi="Courier New"/>
-                <w:sz w:val="18"/>
-                <w:szCs w:val="18"/>
-              </w:rPr>
               <w:t xml:space="preserve">def greet(name):</w:t>
             </w:r>
           </w:p>
@@ -1218,19 +2045,6 @@
                 <w:sz w:val="18"/>
                 <w:szCs w:val="18"/>
               </w:rPr>
-              <w:t xml:space="preserve"># Example 2: Docstring for a math function</w:t>
-            </w:r>
-          </w:p>
-          <w:p>
-            <w:pPr>
-              <w:spacing w:after="20"/>
-            </w:pPr>
-            <w:r>
-              <w:rPr>
-                <w:rFonts w:ascii="Courier New" w:cs="Courier New" w:eastAsia="Courier New" w:hAnsi="Courier New"/>
-                <w:sz w:val="18"/>
-                <w:szCs w:val="18"/>
-              </w:rPr>
               <w:t xml:space="preserve">def calculate_area(radius):</w:t>
             </w:r>
           </w:p>
@@ -1506,19 +2320,6 @@
                 <w:sz w:val="18"/>
                 <w:szCs w:val="18"/>
               </w:rPr>
-              <w:t xml:space="preserve"># Example 3: Docstring for a function with multiple parameters</w:t>
-            </w:r>
-          </w:p>
-          <w:p>
-            <w:pPr>
-              <w:spacing w:after="20"/>
-            </w:pPr>
-            <w:r>
-              <w:rPr>
-                <w:rFonts w:ascii="Courier New" w:cs="Courier New" w:eastAsia="Courier New" w:hAnsi="Courier New"/>
-                <w:sz w:val="18"/>
-                <w:szCs w:val="18"/>
-              </w:rPr>
               <w:t xml:space="preserve">def create_account(username, email, age):</w:t>
             </w:r>
           </w:p>
@@ -1781,19 +2582,6 @@
                 <w:sz w:val="18"/>
                 <w:szCs w:val="18"/>
               </w:rPr>
-              <w:t xml:space="preserve"># Starter code</w:t>
-            </w:r>
-          </w:p>
-          <w:p>
-            <w:pPr>
-              <w:spacing w:after="20"/>
-            </w:pPr>
-            <w:r>
-              <w:rPr>
-                <w:rFonts w:ascii="Courier New" w:cs="Courier New" w:eastAsia="Courier New" w:hAnsi="Courier New"/>
-                <w:sz w:val="18"/>
-                <w:szCs w:val="18"/>
-              </w:rPr>
               <w:t xml:space="preserve">def fahrenheit_to_celsius(f):</w:t>
             </w:r>
           </w:p>
@@ -1872,7 +2660,7 @@
                 <w:sz w:val="18"/>
                 <w:szCs w:val="18"/>
               </w:rPr>
-              <w:t xml:space="preserve"># Test the function</w:t>
+              <w:t xml:space="preserve"> </w:t>
             </w:r>
           </w:p>
           <w:p>
@@ -1911,7 +2699,7 @@
                 <w:sz w:val="18"/>
                 <w:szCs w:val="18"/>
               </w:rPr>
-              <w:t xml:space="preserve"># View the docstring</w:t>
+              <w:t xml:space="preserve"> </w:t>
             </w:r>
           </w:p>
           <w:p>
@@ -1978,19 +2766,6 @@
                 <w:sz w:val="18"/>
                 <w:szCs w:val="18"/>
               </w:rPr>
-              <w:t xml:space="preserve"># Problem 1 Example</w:t>
-            </w:r>
-          </w:p>
-          <w:p>
-            <w:pPr>
-              <w:spacing w:after="20"/>
-            </w:pPr>
-            <w:r>
-              <w:rPr>
-                <w:rFonts w:ascii="Courier New" w:cs="Courier New" w:eastAsia="Courier New" w:hAnsi="Courier New"/>
-                <w:sz w:val="18"/>
-                <w:szCs w:val="18"/>
-              </w:rPr>
               <w:t xml:space="preserve">def fahrenheit_to_celsius(f):</w:t>
             </w:r>
           </w:p>
@@ -2253,19 +3028,6 @@
                 <w:sz w:val="18"/>
                 <w:szCs w:val="18"/>
               </w:rPr>
-              <w:t xml:space="preserve"># Problem 2 Example</w:t>
-            </w:r>
-          </w:p>
-          <w:p>
-            <w:pPr>
-              <w:spacing w:after="20"/>
-            </w:pPr>
-            <w:r>
-              <w:rPr>
-                <w:rFonts w:ascii="Courier New" w:cs="Courier New" w:eastAsia="Courier New" w:hAnsi="Courier New"/>
-                <w:sz w:val="18"/>
-                <w:szCs w:val="18"/>
-              </w:rPr>
               <w:t xml:space="preserve">def is_valid_password(password):</w:t>
             </w:r>
           </w:p>
@@ -2544,19 +3306,6 @@
               <w:right w:type="dxa" w:w="160"/>
             </w:tcMar>
           </w:tcPr>
-          <w:p>
-            <w:pPr>
-              <w:spacing w:after="20"/>
-            </w:pPr>
-            <w:r>
-              <w:rPr>
-                <w:rFonts w:ascii="Courier New" w:cs="Courier New" w:eastAsia="Courier New" w:hAnsi="Courier New"/>
-                <w:sz w:val="18"/>
-                <w:szCs w:val="18"/>
-              </w:rPr>
-              <w:t xml:space="preserve"># Problem 3 Example</w:t>
-            </w:r>
-          </w:p>
           <w:p>
             <w:pPr>
               <w:spacing w:after="20"/>

--- a/Coding 1 - year/Unit 5 - Functions and Modularity/Daily Lesson Plans/Word/Day 104.docx
+++ b/Coding 1 - year/Unit 5 - Functions and Modularity/Daily Lesson Plans/Word/Day 104.docx
@@ -380,7 +380,7 @@
                 <w:sz w:val="20"/>
                 <w:szCs w:val="20"/>
               </w:rPr>
-              <w:t xml:space="preserve">    What do you already know about how to write clear docstrings that explain what a function does, what parameters it expects, and what it returns?</w:t>
+              <w:t xml:space="preserve">    If you had to write clear docstrings that explain what a function does, what parameters it expects, and what it returns, what would be the very first line of code you'd write? Why?</w:t>
             </w:r>
             <w:r>
               <w:rPr>
@@ -477,7 +477,7 @@
                 <w:sz w:val="20"/>
                 <w:szCs w:val="20"/>
               </w:rPr>
-              <w:t xml:space="preserve">Today's Goal: By the end of class you will be able to write clear docstrings that explain what a function does, what parameters it expects, and what it returns.</w:t>
+              <w:t xml:space="preserve">Today’s Goal: By the end of class you will be able to write clear docstrings that explain what a function does, what parameters it expects, and what it returns.</w:t>
             </w:r>
             <w:r>
               <w:rPr>
@@ -1344,7 +1344,7 @@
                 <w:sz w:val="20"/>
                 <w:szCs w:val="20"/>
               </w:rPr>
-              <w:t xml:space="preserve">Quick Check: Write clear docstrings that explain what a function does, what parameters it expects, and what it returns?</w:t>
+              <w:t xml:space="preserve">Without looking at your notes, write pseudocode showing how to write clear docstrings that explain what a function does, what parameters it expects, and what it returns.</w:t>
             </w:r>
             <w:r>
               <w:rPr>
